--- a/spike/catena-spike.docx
+++ b/spike/catena-spike.docx
@@ -10,28 +10,28 @@
         <w:rPr>
           <w:b/>
         </w:rPr>
-        <w:t xml:space="preserve">catena — spike §7. Aprire con Zotero attivo, poi Refresh.</w:t>
-      </w:r>
-    </w:p>
-    <w:p>
-      <w:r>
-        <w:t xml:space="preserve">Ogni paragrafo prova un caso. Dopo il Refresh, controllare il numero prodotto e se Zotero segnala item mancanti. Poi Document Preferences -&gt; APA, e verificare che tutti i casi si riformattino.</w:t>
-      </w:r>
-    </w:p>
-    <w:p>
-      <w:pPr>
-        <w:spacing w:before="240"/>
-      </w:pPr>
-      <w:r>
-        <w:rPr>
-          <w:b/>
-        </w:rPr>
-        <w:t xml:space="preserve">1. uris corretti, id = stringa che rispecchia itemData.id</w:t>
-      </w:r>
-    </w:p>
-    <w:p>
-      <w:r>
-        <w:t xml:space="preserve">Primo item citato normalmente </w:t>
+        <w:t xml:space="preserve">catena — spike §7. Open with Zotero running, then Refresh.</w:t>
+      </w:r>
+    </w:p>
+    <w:p>
+      <w:r>
+        <w:t xml:space="preserve">Each paragraph tests one case. After the Refresh, check the number produced and whether Zotero reports any missing item. Then Document Preferences -&gt; APA, and check that every case reformats.</w:t>
+      </w:r>
+    </w:p>
+    <w:p>
+      <w:pPr>
+        <w:spacing w:before="240"/>
+      </w:pPr>
+      <w:r>
+        <w:rPr>
+          <w:b/>
+        </w:rPr>
+        <w:t xml:space="preserve">1. correct uris, id = string mirroring itemData.id</w:t>
+      </w:r>
+    </w:p>
+    <w:p>
+      <w:r>
+        <w:t xml:space="preserve">First item, cited normally </w:t>
       </w:r>
       <w:r>
         <w:fldChar w:fldCharType="begin"/>
@@ -58,23 +58,23 @@
         <w:fldChar w:fldCharType="end"/>
       </w:r>
       <w:r>
-        <w:t xml:space="preserve">. Atteso: (1).</w:t>
-      </w:r>
-    </w:p>
-    <w:p>
-      <w:pPr>
-        <w:spacing w:before="240"/>
-      </w:pPr>
-      <w:r>
-        <w:rPr>
-          <w:b/>
-        </w:rPr>
-        <w:t xml:space="preserve">2. uris corretti, campo id ASSENTE</w:t>
-      </w:r>
-    </w:p>
-    <w:p>
-      <w:r>
-        <w:t xml:space="preserve">Secondo item senza id </w:t>
+        <w:t xml:space="preserve">. Expected: (1).</w:t>
+      </w:r>
+    </w:p>
+    <w:p>
+      <w:pPr>
+        <w:spacing w:before="240"/>
+      </w:pPr>
+      <w:r>
+        <w:rPr>
+          <w:b/>
+        </w:rPr>
+        <w:t xml:space="preserve">2. correct uris, id field ABSENT</w:t>
+      </w:r>
+    </w:p>
+    <w:p>
+      <w:r>
+        <w:t xml:space="preserve">Second item, with no id </w:t>
       </w:r>
       <w:r>
         <w:fldChar w:fldCharType="begin"/>
@@ -95,23 +95,23 @@
         <w:fldChar w:fldCharType="end"/>
       </w:r>
       <w:r>
-        <w:t xml:space="preserve">. Atteso: (2), nessun prompt. Se Zotero chiede di riselezionare, l'id non e' opzionale.</w:t>
-      </w:r>
-    </w:p>
-    <w:p>
-      <w:pPr>
-        <w:spacing w:before="240"/>
-      </w:pPr>
-      <w:r>
-        <w:rPr>
-          <w:b/>
-        </w:rPr>
-        <w:t xml:space="preserve">3. ripetizione dell'item 1</w:t>
-      </w:r>
-    </w:p>
-    <w:p>
-      <w:r>
-        <w:t xml:space="preserve">Di nuovo il primo item </w:t>
+        <w:t xml:space="preserve">. Expected: (2), and no prompt. If Zotero asks to reselect, the id is not optional after all.</w:t>
+      </w:r>
+    </w:p>
+    <w:p>
+      <w:pPr>
+        <w:spacing w:before="240"/>
+      </w:pPr>
+      <w:r>
+        <w:rPr>
+          <w:b/>
+        </w:rPr>
+        <w:t xml:space="preserve">3. a repeat of item 1</w:t>
+      </w:r>
+    </w:p>
+    <w:p>
+      <w:r>
+        <w:t xml:space="preserve">The first item again </w:t>
       </w:r>
       <w:r>
         <w:fldChar w:fldCharType="begin"/>
@@ -138,23 +138,23 @@
         <w:fldChar w:fldCharType="end"/>
       </w:r>
       <w:r>
-        <w:t xml:space="preserve">. Atteso: (1), lo stesso numero del caso 1.</w:t>
-      </w:r>
-    </w:p>
-    <w:p>
-      <w:pPr>
-        <w:spacing w:before="240"/>
-      </w:pPr>
-      <w:r>
-        <w:rPr>
-          <w:b/>
-        </w:rPr>
-        <w:t xml:space="preserve">4. citazione multipla (item 2 + item 3)</w:t>
-      </w:r>
-    </w:p>
-    <w:p>
-      <w:r>
-        <w:t xml:space="preserve">Due item in un campo solo </w:t>
+        <w:t xml:space="preserve">. Expected: (1), the same number as case 1.</w:t>
+      </w:r>
+    </w:p>
+    <w:p>
+      <w:pPr>
+        <w:spacing w:before="240"/>
+      </w:pPr>
+      <w:r>
+        <w:rPr>
+          <w:b/>
+        </w:rPr>
+        <w:t xml:space="preserve">4. multiple citation (item 2 + item 3)</w:t>
+      </w:r>
+    </w:p>
+    <w:p>
+      <w:r>
+        <w:t xml:space="preserve">Two items in a single field </w:t>
       </w:r>
       <w:r>
         <w:fldChar w:fldCharType="begin"/>
@@ -184,23 +184,23 @@
         <w:fldChar w:fldCharType="end"/>
       </w:r>
       <w:r>
-        <w:t xml:space="preserve">. Atteso: (2,3) — raggruppati, non due campi separati.</w:t>
-      </w:r>
-    </w:p>
-    <w:p>
-      <w:pPr>
-        <w:spacing w:before="240"/>
-      </w:pPr>
-      <w:r>
-        <w:rPr>
-          <w:b/>
-        </w:rPr>
-        <w:t xml:space="preserve">5. uris che non risolvono, itemData presente</w:t>
-      </w:r>
-    </w:p>
-    <w:p>
-      <w:r>
-        <w:t xml:space="preserve">Item con URI rotto </w:t>
+        <w:t xml:space="preserve">. Expected: (2,3) — grouped, not two separate fields.</w:t>
+      </w:r>
+    </w:p>
+    <w:p>
+      <w:pPr>
+        <w:spacing w:before="240"/>
+      </w:pPr>
+      <w:r>
+        <w:rPr>
+          <w:b/>
+        </w:rPr>
+        <w:t xml:space="preserve">5. uris that do not resolve, itemData present</w:t>
+      </w:r>
+    </w:p>
+    <w:p>
+      <w:r>
+        <w:t xml:space="preserve">Item with a broken URI </w:t>
       </w:r>
       <w:r>
         <w:fldChar w:fldCharType="begin"/>
@@ -224,18 +224,18 @@
         <w:fldChar w:fldCharType="end"/>
       </w:r>
       <w:r>
-        <w:t xml:space="preserve">. Atteso: si formatta lo stesso usando i dati incorporati, senza prompt. Se compare una finestra 'item non trovato', il fallback richiede qualcosa in piu'.</w:t>
-      </w:r>
-    </w:p>
-    <w:p>
-      <w:pPr>
-        <w:spacing w:before="240"/>
-      </w:pPr>
-      <w:r>
-        <w:rPr>
-          <w:b/>
-        </w:rPr>
-        <w:t xml:space="preserve">Bibliografia</w:t>
+        <w:t xml:space="preserve">. Expected: it formats anyway from the embedded data, with no prompt. If an 'item not found' dialog appears, the fallback needs something more.</w:t>
+      </w:r>
+    </w:p>
+    <w:p>
+      <w:pPr>
+        <w:spacing w:before="240"/>
+      </w:pPr>
+      <w:r>
+        <w:rPr>
+          <w:b/>
+        </w:rPr>
+        <w:t xml:space="preserve">Bibliography</w:t>
       </w:r>
     </w:p>
     <w:p>
@@ -249,7 +249,7 @@
         <w:fldChar w:fldCharType="separate"/>
       </w:r>
       <w:r>
-        <w:t>[la bibliografia compare qui dopo il Refresh]</w:t>
+        <w:t>[the bibliography appears here after the Refresh]</w:t>
       </w:r>
       <w:r>
         <w:fldChar w:fldCharType="end"/>
